--- a/resumo_expandido_tireoide_freitas_2026.docx
+++ b/resumo_expandido_tireoide_freitas_2026.docx
@@ -1613,7 +1613,7 @@
           <w:szCs w:val="24"/>
           <w:rtl w:val="0"/>
         </w:rPr>
-        <w:t>Outrossim, a construção da rede PPI permitiu identificar oito genes organizados em dois módulos biológicos distintos. O Módulo 1 foi composto por PRKCA (log2FC = −1,02; FDR = 5,97e−38), PRKCG (log2FC = −1,05; FDR = 1,92e−30), PLCG1 (log2FC = −1,43; FDR = 5,77e−141), PLCD3 (log2FC = +2,38; FDR = 1,19e−95), PLCD4 (log2FC = −1,53; FDR = 2,89e−71) e PIK3R2 (log2FC = +1,34; FDR = 1,80e−14), formando uma rede densamente conectada associada a componentes centrais da transdução de sinais intracelulares. O Módulo 2 foi constituído por ACTG1 (log2FC = +1,41; FDR = 1,72e−119) e ITGAV (log2FC = +1,03; FDR = 3,52e−55), apresentando menor conectividade e ligação indireta com o módulo principal. Entre os genes identificados, PRKCA destacou-se como principal gene hub da rede (grau = 5, betweenness = 0,476), exibindo o maior número de interações e atuando como elo funcional entre os dois módulos. A elevada conectividade observada entre PRKCA, PRKCG, PLCG1, PLCD3 e PLCD4 sugere a participação coordenada desses genes em mecanismos de sinalização celular mediados por fosfolipases e proteínas quinase C, enquanto ACTG1 e ITGAV compõem um módulo secundário relacionado à organização estrutural celular e às interações célula-matriz.</w:t>
+        <w:t>Outrossim, a construção da rede PPI (STRING v12.0, score ≥ 0,700) permitiu identificar 24 genes interagentes dentre os 29 DEGs, organizados em dois módulos biológicos distintos. Cinco genes diferencialmente expressos não participaram da rede por ausência de interações proteína-proteína acima do limiar de confiança adotado: RXRG (log2FC = +5,28; FDR = 3,26e−149), DIO1 (log2FC = −2,60; FDR = 2,44e−27), MED13 (log2FC = +1,20; FDR = 1,43e−76), TBC1D4 (log2FC = −1,63; FDR = 2,06e−94) e PFKFB2 (log2FC = −1,09; FDR = 4,48e−40). O Módulo 1 foi composto por PRKCA (log2FC = −1,02; FDR = 5,97e−38), PRKCG (log2FC = −1,05; FDR = 1,92e−30), PLCG1 (log2FC = −1,43; FDR = 5,77e−141), PLCD3 (log2FC = +2,38; FDR = 1,19e−95), PLCD4 (log2FC = −1,53; FDR = 2,89e−71) e PIK3R2 (log2FC = +1,34; FDR = 1,80e−14), formando uma rede densamente conectada associada a componentes centrais da transdução de sinais intracelulares. O Módulo 2 foi constituído por ACTG1 (log2FC = +1,41; FDR = 1,72e−119) e ITGAV (log2FC = +1,03; FDR = 3,52e−55), apresentando menor conectividade e ligação indireta com o módulo principal. Entre os genes identificados, PRKCA destacou-se como principal gene hub da rede (grau = 5, betweenness = 0,476), exibindo o maior número de interações e atuando como elo funcional entre os dois módulos. A elevada conectividade observada entre PRKCA, PRKCG, PLCG1, PLCD3 e PLCD4 sugere a participação coordenada desses genes em mecanismos de sinalização celular mediados por fosfolipases e proteínas quinase C, enquanto ACTG1 e ITGAV compõem um módulo secundário relacionado à organização estrutural celular e às interações célula-matriz.</w:t>
       </w:r>
       <w:r>
         <w:rPr>
